--- a/deliverables/WorkInProgress/NHS Report Outline v260123.docx
+++ b/deliverables/WorkInProgress/NHS Report Outline v260123.docx
@@ -289,7 +289,10 @@
           <w:between w:color="auto" w:space="0" w:sz="0" w:val="none"/>
         </w:pBdr>
         <w:spacing w:after="480" w:lineRule="auto"/>
-        <w:rPr/>
+        <w:rPr>
+          <w:b w:val="1"/>
+          <w:bCs w:val="1"/>
+        </w:rPr>
       </w:pPr>
       <w:r>
         <w:rPr>
@@ -297,39 +300,6 @@
         </w:rPr>
         <w:t xml:space="preserve">Multiple stakeholders are deeply affected by the outcomes of these orthopedic procedures. Patients undergo surgery primarily to improve their health-related quality of life, yet they require highly accurate, individualised predictions to set realistic expectations and avoid dissatisfaction. Clinicians need these data-driven tools to complement their professional expertise, enabling them to inform patients more precisely about the likely success of a procedure. Furthermore, organizations such as the National Health Service (NHS) are affected because they utilize patient-reported outcome measures (PROMs) to monitor the quality of care and manage the significant direct and indirect socioeconomic costs associated with treating end-stage osteoarthritis.</w:t>
       </w:r>
-    </w:p>
-    <w:p>
-      <w:pPr>
-        <w:pBdr>
-          <w:top w:color="auto" w:space="0" w:sz="0" w:val="none"/>
-          <w:bottom w:color="auto" w:space="0" w:sz="0" w:val="none"/>
-          <w:right w:color="auto" w:space="0" w:sz="0" w:val="none"/>
-          <w:between w:color="auto" w:space="0" w:sz="0" w:val="none"/>
-        </w:pBdr>
-        <w:spacing w:after="480" w:lineRule="auto"/>
-        <w:rPr/>
-      </w:pPr>
-      <w:r>
-        <w:rPr>
-          <w:rtl w:val="0"/>
-        </w:rPr>
-        <w:t xml:space="preserve">This data science project evaluated the performance of X supervised machine-learning classifiers to predict binary postoperative improvement following surgery. Utilizing a massive NHS dataset of over X observations, the researchers demonstrated that advanced algorithms—most notably extreme gradient boosting—can outperform traditional linear models in predictive accuracy. The study revealed that preoperative scores, including the generic visual analogue scale (VAS) and disease-specific Q scores (Oxford Hip and Knee scores), are the most critical predictors of a patient's postoperative health state. By establishing these robust, real-world benchmarks, the project provides a framework for integrating individualized outcome estimations into routine clinical practice</w:t>
-      </w:r>
-    </w:p>
-    <w:p>
-      <w:pPr>
-        <w:pBdr>
-          <w:top w:color="auto" w:space="0" w:sz="0" w:val="none"/>
-          <w:bottom w:color="auto" w:space="0" w:sz="0" w:val="none"/>
-          <w:right w:color="auto" w:space="0" w:sz="0" w:val="none"/>
-          <w:between w:color="auto" w:space="0" w:sz="0" w:val="none"/>
-        </w:pBdr>
-        <w:spacing w:after="480" w:lineRule="auto"/>
-        <w:rPr>
-          <w:b w:val="1"/>
-          <w:bCs w:val="1"/>
-        </w:rPr>
-      </w:pPr>
       <w:r>
         <w:rPr>
           <w:rtl w:val="0"/>
@@ -598,13 +568,25 @@
     </w:p>
     <w:p>
       <w:pPr>
-        <w:spacing w:after="160" w:line="259" w:lineRule="auto"/>
+        <w:pBdr>
+          <w:top w:color="auto" w:space="0" w:sz="0" w:val="none"/>
+          <w:bottom w:color="auto" w:space="0" w:sz="0" w:val="none"/>
+          <w:right w:color="auto" w:space="0" w:sz="0" w:val="none"/>
+          <w:between w:color="auto" w:space="0" w:sz="0" w:val="none"/>
+        </w:pBdr>
+        <w:spacing w:after="480" w:lineRule="auto"/>
         <w:rPr>
           <w:rFonts w:ascii="Aptos" w:cs="Aptos" w:eastAsia="Aptos" w:hAnsi="Aptos"/>
           <w:b w:val="1"/>
           <w:bCs w:val="1"/>
         </w:rPr>
       </w:pPr>
+      <w:r>
+        <w:rPr>
+          <w:rtl w:val="0"/>
+        </w:rPr>
+        <w:t xml:space="preserve">This data science project evaluated the performance of X supervised machine-learning classifiers to predict binary postoperative improvement following surgery. Utilizing a massive NHS dataset of over X observations, the researchers demonstrated that advanced algorithms—most notably extreme gradient boosting—can outperform traditional linear models in predictive accuracy. The study revealed that preoperative scores, including the generic visual analogue scale (VAS) and disease-specific Q scores (Oxford Hip and Knee scores), are the most critical predictors of a patient's postoperative health state. By establishing these robust, real-world benchmarks, the project provides a framework for integrating individualized outcome estimations into routine clinical practice</w:t>
+      </w:r>
       <w:r>
         <w:rPr>
           <w:rtl w:val="0"/>
